--- a/Разработка функции «Демонстрация экрана» в мессенджере MАХ.docx
+++ b/Разработка функции «Демонстрация экрана» в мессенджере MАХ.docx
@@ -13,10 +13,11 @@
           <w:rPr>
             <w:rStyle w:val="a3"/>
           </w:rPr>
-          <w:t>https://buildin.ai/ea2b42a6-443c-4fb5-a532-9f2d5d2ad640</w:t>
+          <w:t>https://buildin.ai/share/ea2b42a6-443c-4fb5-a532-9f2d5d2ad640?code=LT7V1H</w:t>
         </w:r>
       </w:hyperlink>
     </w:p>
+    <w:p/>
     <w:p/>
     <w:p>
       <w:pPr>
@@ -492,6 +493,18 @@
       <w:shd w:val="clear" w:color="auto" w:fill="E1DFDD"/>
     </w:rPr>
   </w:style>
+  <w:style w:type="character" w:styleId="a5">
+    <w:name w:val="FollowedHyperlink"/>
+    <w:basedOn w:val="a0"/>
+    <w:uiPriority w:val="99"/>
+    <w:semiHidden/>
+    <w:unhideWhenUsed/>
+    <w:rsid w:val="00197992"/>
+    <w:rPr>
+      <w:color w:val="954F72" w:themeColor="followedHyperlink"/>
+      <w:u w:val="single"/>
+    </w:rPr>
+  </w:style>
 </w:styles>
 </file>
 
